--- a/docs/client-guide/User-Guide-Elite.docx
+++ b/docs/client-guide/User-Guide-Elite.docx
@@ -108,7 +108,7 @@
     </w:p>
     <w:tbl>
       <w:tblPr>
-        <w:tblW w:type="pct" w:w="100%"/>
+        <w:tblW w:type="dxa" w:w="9360"/>
         <w:tblBorders>
           <w:top w:val="single" w:color="auto" w:sz="4"/>
           <w:left w:val="single" w:color="auto" w:sz="4"/>
@@ -125,7 +125,7 @@
       <w:tr>
         <w:tc>
           <w:tcPr>
-            <w:tcW w:type="pct" w:w="25%"/>
+            <w:tcW w:type="dxa" w:w="4680"/>
             <w:tcBorders>
               <w:top w:val="single" w:color="CCCCCC" w:sz="1"/>
               <w:left w:val="single" w:color="CCCCCC" w:sz="1"/>
@@ -147,7 +147,7 @@
         </w:tc>
         <w:tc>
           <w:tcPr>
-            <w:tcW w:type="pct" w:w="25%"/>
+            <w:tcW w:type="dxa" w:w="4680"/>
             <w:tcBorders>
               <w:top w:val="single" w:color="CCCCCC" w:sz="1"/>
               <w:left w:val="single" w:color="CCCCCC" w:sz="1"/>
@@ -171,7 +171,7 @@
       <w:tr>
         <w:tc>
           <w:tcPr>
-            <w:tcW w:type="pct" w:w="25%"/>
+            <w:tcW w:type="dxa" w:w="4680"/>
             <w:tcBorders>
               <w:top w:val="single" w:color="CCCCCC" w:sz="1"/>
               <w:left w:val="single" w:color="CCCCCC" w:sz="1"/>
@@ -193,7 +193,7 @@
         </w:tc>
         <w:tc>
           <w:tcPr>
-            <w:tcW w:type="pct" w:w="25%"/>
+            <w:tcW w:type="dxa" w:w="4680"/>
             <w:tcBorders>
               <w:top w:val="single" w:color="CCCCCC" w:sz="1"/>
               <w:left w:val="single" w:color="CCCCCC" w:sz="1"/>
@@ -217,7 +217,7 @@
       <w:tr>
         <w:tc>
           <w:tcPr>
-            <w:tcW w:type="pct" w:w="25%"/>
+            <w:tcW w:type="dxa" w:w="4680"/>
             <w:tcBorders>
               <w:top w:val="single" w:color="CCCCCC" w:sz="1"/>
               <w:left w:val="single" w:color="CCCCCC" w:sz="1"/>
@@ -239,7 +239,7 @@
         </w:tc>
         <w:tc>
           <w:tcPr>
-            <w:tcW w:type="pct" w:w="25%"/>
+            <w:tcW w:type="dxa" w:w="4680"/>
             <w:tcBorders>
               <w:top w:val="single" w:color="CCCCCC" w:sz="1"/>
               <w:left w:val="single" w:color="CCCCCC" w:sz="1"/>
@@ -263,7 +263,7 @@
       <w:tr>
         <w:tc>
           <w:tcPr>
-            <w:tcW w:type="pct" w:w="25%"/>
+            <w:tcW w:type="dxa" w:w="4680"/>
             <w:tcBorders>
               <w:top w:val="single" w:color="CCCCCC" w:sz="1"/>
               <w:left w:val="single" w:color="CCCCCC" w:sz="1"/>
@@ -285,7 +285,7 @@
         </w:tc>
         <w:tc>
           <w:tcPr>
-            <w:tcW w:type="pct" w:w="25%"/>
+            <w:tcW w:type="dxa" w:w="4680"/>
             <w:tcBorders>
               <w:top w:val="single" w:color="CCCCCC" w:sz="1"/>
               <w:left w:val="single" w:color="CCCCCC" w:sz="1"/>
@@ -309,7 +309,7 @@
       <w:tr>
         <w:tc>
           <w:tcPr>
-            <w:tcW w:type="pct" w:w="25%"/>
+            <w:tcW w:type="dxa" w:w="4680"/>
             <w:tcBorders>
               <w:top w:val="single" w:color="CCCCCC" w:sz="1"/>
               <w:left w:val="single" w:color="CCCCCC" w:sz="1"/>
@@ -331,7 +331,7 @@
         </w:tc>
         <w:tc>
           <w:tcPr>
-            <w:tcW w:type="pct" w:w="25%"/>
+            <w:tcW w:type="dxa" w:w="4680"/>
             <w:tcBorders>
               <w:top w:val="single" w:color="CCCCCC" w:sz="1"/>
               <w:left w:val="single" w:color="CCCCCC" w:sz="1"/>
@@ -355,7 +355,7 @@
       <w:tr>
         <w:tc>
           <w:tcPr>
-            <w:tcW w:type="pct" w:w="25%"/>
+            <w:tcW w:type="dxa" w:w="4680"/>
             <w:tcBorders>
               <w:top w:val="single" w:color="CCCCCC" w:sz="1"/>
               <w:left w:val="single" w:color="CCCCCC" w:sz="1"/>
@@ -377,7 +377,7 @@
         </w:tc>
         <w:tc>
           <w:tcPr>
-            <w:tcW w:type="pct" w:w="25%"/>
+            <w:tcW w:type="dxa" w:w="4680"/>
             <w:tcBorders>
               <w:top w:val="single" w:color="CCCCCC" w:sz="1"/>
               <w:left w:val="single" w:color="CCCCCC" w:sz="1"/>
@@ -401,7 +401,7 @@
       <w:tr>
         <w:tc>
           <w:tcPr>
-            <w:tcW w:type="pct" w:w="25%"/>
+            <w:tcW w:type="dxa" w:w="4680"/>
             <w:tcBorders>
               <w:top w:val="single" w:color="CCCCCC" w:sz="1"/>
               <w:left w:val="single" w:color="CCCCCC" w:sz="1"/>
@@ -423,7 +423,7 @@
         </w:tc>
         <w:tc>
           <w:tcPr>
-            <w:tcW w:type="pct" w:w="25%"/>
+            <w:tcW w:type="dxa" w:w="4680"/>
             <w:tcBorders>
               <w:top w:val="single" w:color="CCCCCC" w:sz="1"/>
               <w:left w:val="single" w:color="CCCCCC" w:sz="1"/>
@@ -668,7 +668,7 @@
     </w:p>
     <w:tbl>
       <w:tblPr>
-        <w:tblW w:type="pct" w:w="100%"/>
+        <w:tblW w:type="dxa" w:w="9360"/>
         <w:tblBorders>
           <w:top w:val="single" w:color="auto" w:sz="4"/>
           <w:left w:val="single" w:color="auto" w:sz="4"/>
@@ -686,7 +686,7 @@
       <w:tr>
         <w:tc>
           <w:tcPr>
-            <w:tcW w:type="pct" w:w="25%"/>
+            <w:tcW w:type="dxa" w:w="3120"/>
             <w:tcBorders>
               <w:top w:val="single" w:color="CCCCCC" w:sz="1"/>
               <w:left w:val="single" w:color="CCCCCC" w:sz="1"/>
@@ -708,7 +708,7 @@
         </w:tc>
         <w:tc>
           <w:tcPr>
-            <w:tcW w:type="pct" w:w="25%"/>
+            <w:tcW w:type="dxa" w:w="3120"/>
             <w:tcBorders>
               <w:top w:val="single" w:color="CCCCCC" w:sz="1"/>
               <w:left w:val="single" w:color="CCCCCC" w:sz="1"/>
@@ -730,7 +730,7 @@
         </w:tc>
         <w:tc>
           <w:tcPr>
-            <w:tcW w:type="pct" w:w="25%"/>
+            <w:tcW w:type="dxa" w:w="3120"/>
             <w:tcBorders>
               <w:top w:val="single" w:color="CCCCCC" w:sz="1"/>
               <w:left w:val="single" w:color="CCCCCC" w:sz="1"/>
@@ -754,7 +754,7 @@
       <w:tr>
         <w:tc>
           <w:tcPr>
-            <w:tcW w:type="pct" w:w="25%"/>
+            <w:tcW w:type="dxa" w:w="3120"/>
             <w:tcBorders>
               <w:top w:val="single" w:color="CCCCCC" w:sz="1"/>
               <w:left w:val="single" w:color="CCCCCC" w:sz="1"/>
@@ -776,7 +776,7 @@
         </w:tc>
         <w:tc>
           <w:tcPr>
-            <w:tcW w:type="pct" w:w="25%"/>
+            <w:tcW w:type="dxa" w:w="3120"/>
             <w:tcBorders>
               <w:top w:val="single" w:color="CCCCCC" w:sz="1"/>
               <w:left w:val="single" w:color="CCCCCC" w:sz="1"/>
@@ -798,7 +798,7 @@
         </w:tc>
         <w:tc>
           <w:tcPr>
-            <w:tcW w:type="pct" w:w="25%"/>
+            <w:tcW w:type="dxa" w:w="3120"/>
             <w:tcBorders>
               <w:top w:val="single" w:color="CCCCCC" w:sz="1"/>
               <w:left w:val="single" w:color="CCCCCC" w:sz="1"/>
@@ -822,7 +822,7 @@
       <w:tr>
         <w:tc>
           <w:tcPr>
-            <w:tcW w:type="pct" w:w="25%"/>
+            <w:tcW w:type="dxa" w:w="3120"/>
             <w:tcBorders>
               <w:top w:val="single" w:color="CCCCCC" w:sz="1"/>
               <w:left w:val="single" w:color="CCCCCC" w:sz="1"/>
@@ -844,7 +844,7 @@
         </w:tc>
         <w:tc>
           <w:tcPr>
-            <w:tcW w:type="pct" w:w="25%"/>
+            <w:tcW w:type="dxa" w:w="3120"/>
             <w:tcBorders>
               <w:top w:val="single" w:color="CCCCCC" w:sz="1"/>
               <w:left w:val="single" w:color="CCCCCC" w:sz="1"/>
@@ -866,7 +866,7 @@
         </w:tc>
         <w:tc>
           <w:tcPr>
-            <w:tcW w:type="pct" w:w="25%"/>
+            <w:tcW w:type="dxa" w:w="3120"/>
             <w:tcBorders>
               <w:top w:val="single" w:color="CCCCCC" w:sz="1"/>
               <w:left w:val="single" w:color="CCCCCC" w:sz="1"/>
@@ -890,7 +890,7 @@
       <w:tr>
         <w:tc>
           <w:tcPr>
-            <w:tcW w:type="pct" w:w="25%"/>
+            <w:tcW w:type="dxa" w:w="3120"/>
             <w:tcBorders>
               <w:top w:val="single" w:color="CCCCCC" w:sz="1"/>
               <w:left w:val="single" w:color="CCCCCC" w:sz="1"/>
@@ -912,7 +912,7 @@
         </w:tc>
         <w:tc>
           <w:tcPr>
-            <w:tcW w:type="pct" w:w="25%"/>
+            <w:tcW w:type="dxa" w:w="3120"/>
             <w:tcBorders>
               <w:top w:val="single" w:color="CCCCCC" w:sz="1"/>
               <w:left w:val="single" w:color="CCCCCC" w:sz="1"/>
@@ -934,7 +934,7 @@
         </w:tc>
         <w:tc>
           <w:tcPr>
-            <w:tcW w:type="pct" w:w="25%"/>
+            <w:tcW w:type="dxa" w:w="3120"/>
             <w:tcBorders>
               <w:top w:val="single" w:color="CCCCCC" w:sz="1"/>
               <w:left w:val="single" w:color="CCCCCC" w:sz="1"/>
@@ -958,7 +958,7 @@
       <w:tr>
         <w:tc>
           <w:tcPr>
-            <w:tcW w:type="pct" w:w="25%"/>
+            <w:tcW w:type="dxa" w:w="3120"/>
             <w:tcBorders>
               <w:top w:val="single" w:color="CCCCCC" w:sz="1"/>
               <w:left w:val="single" w:color="CCCCCC" w:sz="1"/>
@@ -980,7 +980,7 @@
         </w:tc>
         <w:tc>
           <w:tcPr>
-            <w:tcW w:type="pct" w:w="25%"/>
+            <w:tcW w:type="dxa" w:w="3120"/>
             <w:tcBorders>
               <w:top w:val="single" w:color="CCCCCC" w:sz="1"/>
               <w:left w:val="single" w:color="CCCCCC" w:sz="1"/>
@@ -1002,7 +1002,7 @@
         </w:tc>
         <w:tc>
           <w:tcPr>
-            <w:tcW w:type="pct" w:w="25%"/>
+            <w:tcW w:type="dxa" w:w="3120"/>
             <w:tcBorders>
               <w:top w:val="single" w:color="CCCCCC" w:sz="1"/>
               <w:left w:val="single" w:color="CCCCCC" w:sz="1"/>
@@ -1026,7 +1026,7 @@
       <w:tr>
         <w:tc>
           <w:tcPr>
-            <w:tcW w:type="pct" w:w="25%"/>
+            <w:tcW w:type="dxa" w:w="3120"/>
             <w:tcBorders>
               <w:top w:val="single" w:color="CCCCCC" w:sz="1"/>
               <w:left w:val="single" w:color="CCCCCC" w:sz="1"/>
@@ -1048,7 +1048,7 @@
         </w:tc>
         <w:tc>
           <w:tcPr>
-            <w:tcW w:type="pct" w:w="25%"/>
+            <w:tcW w:type="dxa" w:w="3120"/>
             <w:tcBorders>
               <w:top w:val="single" w:color="CCCCCC" w:sz="1"/>
               <w:left w:val="single" w:color="CCCCCC" w:sz="1"/>
@@ -1070,7 +1070,7 @@
         </w:tc>
         <w:tc>
           <w:tcPr>
-            <w:tcW w:type="pct" w:w="25%"/>
+            <w:tcW w:type="dxa" w:w="3120"/>
             <w:tcBorders>
               <w:top w:val="single" w:color="CCCCCC" w:sz="1"/>
               <w:left w:val="single" w:color="CCCCCC" w:sz="1"/>
@@ -1094,7 +1094,7 @@
       <w:tr>
         <w:tc>
           <w:tcPr>
-            <w:tcW w:type="pct" w:w="25%"/>
+            <w:tcW w:type="dxa" w:w="3120"/>
             <w:tcBorders>
               <w:top w:val="single" w:color="CCCCCC" w:sz="1"/>
               <w:left w:val="single" w:color="CCCCCC" w:sz="1"/>
@@ -1116,7 +1116,7 @@
         </w:tc>
         <w:tc>
           <w:tcPr>
-            <w:tcW w:type="pct" w:w="25%"/>
+            <w:tcW w:type="dxa" w:w="3120"/>
             <w:tcBorders>
               <w:top w:val="single" w:color="CCCCCC" w:sz="1"/>
               <w:left w:val="single" w:color="CCCCCC" w:sz="1"/>
@@ -1138,7 +1138,7 @@
         </w:tc>
         <w:tc>
           <w:tcPr>
-            <w:tcW w:type="pct" w:w="25%"/>
+            <w:tcW w:type="dxa" w:w="3120"/>
             <w:tcBorders>
               <w:top w:val="single" w:color="CCCCCC" w:sz="1"/>
               <w:left w:val="single" w:color="CCCCCC" w:sz="1"/>
